--- a/sample-data/client-formats/DL_Invoice_2_request_for_payment.docx
+++ b/sample-data/client-formats/DL_Invoice_2_request_for_payment.docx
@@ -20,16 +20,61 @@
         <w:t>** Request for Payment **</w:t>
       </w:r>
     </w:p>
-    <w:p>
-      <w:r>
-        <w:t>Invoice Date: 26/11/2025</w:t>
-      </w:r>
-    </w:p>
-    <w:p>
-      <w:r>
-        <w:t>Invoice Number: 22564547648/1~AJ123456</w:t>
-      </w:r>
-    </w:p>
+    <w:tbl>
+      <w:tblPr>
+        <w:tblStyle w:val="TableGrid"/>
+        <w:tblW w:type="auto" w:w="0"/>
+        <w:tblLook w:firstColumn="1" w:firstRow="1" w:lastColumn="0" w:lastRow="0" w:noHBand="0" w:noVBand="1" w:val="04A0"/>
+      </w:tblPr>
+      <w:tblGrid>
+        <w:gridCol w:w="4320"/>
+        <w:gridCol w:w="4320"/>
+      </w:tblGrid>
+      <w:tr>
+        <w:tc>
+          <w:tcPr>
+            <w:tcW w:type="dxa" w:w="4320"/>
+          </w:tcPr>
+          <w:p>
+            <w:r>
+              <w:t>Invoice Date</w:t>
+            </w:r>
+          </w:p>
+        </w:tc>
+        <w:tc>
+          <w:tcPr>
+            <w:tcW w:type="dxa" w:w="4320"/>
+          </w:tcPr>
+          <w:p>
+            <w:r>
+              <w:t>26/11/2025</w:t>
+            </w:r>
+          </w:p>
+        </w:tc>
+      </w:tr>
+      <w:tr>
+        <w:tc>
+          <w:tcPr>
+            <w:tcW w:type="dxa" w:w="4320"/>
+          </w:tcPr>
+          <w:p>
+            <w:r>
+              <w:t>Invoice Number</w:t>
+            </w:r>
+          </w:p>
+        </w:tc>
+        <w:tc>
+          <w:tcPr>
+            <w:tcW w:type="dxa" w:w="4320"/>
+          </w:tcPr>
+          <w:p>
+            <w:r>
+              <w:t>22564547648/1~AJ123456</w:t>
+            </w:r>
+          </w:p>
+        </w:tc>
+      </w:tr>
+    </w:tbl>
     <w:tbl>
       <w:tblPr>
         <w:tblStyle w:val="TableGrid"/>

--- a/sample-data/client-formats/DL_Invoice_2_request_for_payment.docx
+++ b/sample-data/client-formats/DL_Invoice_2_request_for_payment.docx
@@ -20,61 +20,16 @@
         <w:t>** Request for Payment **</w:t>
       </w:r>
     </w:p>
-    <w:tbl>
-      <w:tblPr>
-        <w:tblStyle w:val="TableGrid"/>
-        <w:tblW w:type="auto" w:w="0"/>
-        <w:tblLook w:firstColumn="1" w:firstRow="1" w:lastColumn="0" w:lastRow="0" w:noHBand="0" w:noVBand="1" w:val="04A0"/>
-      </w:tblPr>
-      <w:tblGrid>
-        <w:gridCol w:w="4320"/>
-        <w:gridCol w:w="4320"/>
-      </w:tblGrid>
-      <w:tr>
-        <w:tc>
-          <w:tcPr>
-            <w:tcW w:type="dxa" w:w="4320"/>
-          </w:tcPr>
-          <w:p>
-            <w:r>
-              <w:t>Invoice Date</w:t>
-            </w:r>
-          </w:p>
-        </w:tc>
-        <w:tc>
-          <w:tcPr>
-            <w:tcW w:type="dxa" w:w="4320"/>
-          </w:tcPr>
-          <w:p>
-            <w:r>
-              <w:t>26/11/2025</w:t>
-            </w:r>
-          </w:p>
-        </w:tc>
-      </w:tr>
-      <w:tr>
-        <w:tc>
-          <w:tcPr>
-            <w:tcW w:type="dxa" w:w="4320"/>
-          </w:tcPr>
-          <w:p>
-            <w:r>
-              <w:t>Invoice Number</w:t>
-            </w:r>
-          </w:p>
-        </w:tc>
-        <w:tc>
-          <w:tcPr>
-            <w:tcW w:type="dxa" w:w="4320"/>
-          </w:tcPr>
-          <w:p>
-            <w:r>
-              <w:t>22564547648/1~AJ123456</w:t>
-            </w:r>
-          </w:p>
-        </w:tc>
-      </w:tr>
-    </w:tbl>
+    <w:p>
+      <w:r>
+        <w:t>Invoice Date: 26/11/2025</w:t>
+      </w:r>
+    </w:p>
+    <w:p>
+      <w:r>
+        <w:t>Invoice Number: 22564547648/1~AJ123456</w:t>
+      </w:r>
+    </w:p>
     <w:tbl>
       <w:tblPr>
         <w:tblStyle w:val="TableGrid"/>
